--- a/documents/Final_Report.docx
+++ b/documents/Final_Report.docx
@@ -290,9 +290,9 @@
           <w14:ligatures w14:val="none"/>
         </w:rPr>
       </w:pPr>
-      <w:bookmarkStart w:id="2" w:name="_Hlk199335710"/>
-      <w:bookmarkStart w:id="3" w:name="_Hlk199335963"/>
-      <w:bookmarkStart w:id="4" w:name="_Hlk199336127"/>
+      <w:bookmarkStart w:id="2" w:name="_Hlk199336127"/>
+      <w:bookmarkStart w:id="3" w:name="_Hlk199335710"/>
+      <w:bookmarkStart w:id="4" w:name="_Hlk199335963"/>
       <w:r>
         <w:rPr>
           <w:rFonts w:eastAsia="Times New Roman" w:cs="Times New Roman"/>
@@ -371,7 +371,7 @@
         <w:t>BALMATTA, MANGALORE</w:t>
       </w:r>
     </w:p>
-    <w:bookmarkEnd w:id="4"/>
+    <w:bookmarkEnd w:id="2"/>
     <w:p>
       <w:pPr>
         <w:widowControl w:val="0"/>
@@ -714,6 +714,19 @@
           <w:lang w:val="en-US"/>
           <w14:ligatures w14:val="none"/>
         </w:rPr>
+        <w:t xml:space="preserve"> with IBM</w:t>
+      </w:r>
+      <w:r>
+        <w:rPr>
+          <w:rFonts w:eastAsia="Times New Roman" w:cs="Times New Roman"/>
+          <w:b/>
+          <w:color w:val="FFC000"/>
+          <w:kern w:val="0"/>
+          <w:sz w:val="26"/>
+          <w:szCs w:val="26"/>
+          <w:lang w:val="en-US"/>
+          <w14:ligatures w14:val="none"/>
+        </w:rPr>
         <w:t>)</w:t>
       </w:r>
     </w:p>
@@ -950,8 +963,8 @@
           <w14:ligatures w14:val="none"/>
         </w:rPr>
       </w:pPr>
-      <w:bookmarkStart w:id="8" w:name="_Hlk199336195"/>
-      <w:bookmarkStart w:id="9" w:name="_Hlk199336212"/>
+      <w:bookmarkStart w:id="8" w:name="_Hlk199336212"/>
+      <w:bookmarkStart w:id="9" w:name="_Hlk199336195"/>
       <w:r>
         <w:rPr>
           <w:rFonts w:eastAsia="Times New Roman" w:cs="Times New Roman"/>
@@ -998,7 +1011,7 @@
         <w:t>BACHELORS IN COMPUTER APPLICATION</w:t>
       </w:r>
     </w:p>
-    <w:bookmarkEnd w:id="9"/>
+    <w:bookmarkEnd w:id="8"/>
     <w:p>
       <w:pPr>
         <w:widowControl w:val="0"/>
@@ -1110,7 +1123,7 @@
         </w:rPr>
         <w:t>25</w:t>
       </w:r>
-      <w:bookmarkEnd w:id="2"/>
+      <w:bookmarkEnd w:id="3"/>
     </w:p>
     <w:p>
       <w:pPr>
@@ -1129,8 +1142,8 @@
       </w:pPr>
       <w:bookmarkStart w:id="10" w:name="_Hlk199336946"/>
       <w:bookmarkEnd w:id="1"/>
-      <w:bookmarkEnd w:id="3"/>
-      <w:bookmarkEnd w:id="8"/>
+      <w:bookmarkEnd w:id="4"/>
+      <w:bookmarkEnd w:id="9"/>
       <w:r>
         <w:rPr>
           <w:rFonts w:eastAsia="Times New Roman" w:cs="Times New Roman"/>
